--- a/public/resume/cover-letter-security.docx
+++ b/public/resume/cover-letter-security.docx
@@ -33,7 +33,7 @@
         </w:rPr>
         <w:t xml:space="preserve">✉ </w:t>
       </w:r>
-      <w:hyperlink w:history="1" r:id="rId0kmbjhky-pkkvrvto9txl">
+      <w:hyperlink w:history="1" r:id="rIdmok3vrnrsbkv2gxmjw5a9">
         <w:r>
           <w:rPr>
             <w:rFonts w:ascii="Calibri" w:cs="Calibri" w:eastAsia="Calibri" w:hAnsi="Calibri"/>
@@ -63,7 +63,7 @@
         </w:rPr>
         <w:t xml:space="preserve">• </w:t>
       </w:r>
-      <w:hyperlink w:history="1" r:id="rIdsjfczhhqplubkrlpagb8j">
+      <w:hyperlink w:history="1" r:id="rIdux3suumf5-tmw29pumtto">
         <w:r>
           <w:rPr>
             <w:rFonts w:ascii="Calibri" w:cs="Calibri" w:eastAsia="Calibri" w:hAnsi="Calibri"/>
@@ -93,7 +93,7 @@
         </w:rPr>
         <w:t xml:space="preserve">⁠in </w:t>
       </w:r>
-      <w:hyperlink w:history="1" r:id="rIddv-duu5plkap-zxbci6_i">
+      <w:hyperlink w:history="1" r:id="rIdiesd8ylbm7ekj8za4y08t">
         <w:r>
           <w:rPr>
             <w:rFonts w:ascii="Calibri" w:cs="Calibri" w:eastAsia="Calibri" w:hAnsi="Calibri"/>
@@ -123,7 +123,7 @@
         </w:rPr>
         <w:t xml:space="preserve">◔ </w:t>
       </w:r>
-      <w:hyperlink w:history="1" r:id="rIdtqo3upwbotd7i7fhx-nmw">
+      <w:hyperlink w:history="1" r:id="rIdkxrxb-rbklxfjbpckhcn4">
         <w:r>
           <w:rPr>
             <w:rFonts w:ascii="Calibri" w:cs="Calibri" w:eastAsia="Calibri" w:hAnsi="Calibri"/>

--- a/public/resume/cover-letter-security.docx
+++ b/public/resume/cover-letter-security.docx
@@ -33,7 +33,7 @@
         </w:rPr>
         <w:t xml:space="preserve">✉ </w:t>
       </w:r>
-      <w:hyperlink w:history="1" r:id="rIdmok3vrnrsbkv2gxmjw5a9">
+      <w:hyperlink w:history="1" r:id="rIdull1pgfromcx-ucxr8i0v">
         <w:r>
           <w:rPr>
             <w:rFonts w:ascii="Calibri" w:cs="Calibri" w:eastAsia="Calibri" w:hAnsi="Calibri"/>
@@ -63,7 +63,7 @@
         </w:rPr>
         <w:t xml:space="preserve">• </w:t>
       </w:r>
-      <w:hyperlink w:history="1" r:id="rIdux3suumf5-tmw29pumtto">
+      <w:hyperlink w:history="1" r:id="rIde-02qfr7tcbdh_w2dxhzp">
         <w:r>
           <w:rPr>
             <w:rFonts w:ascii="Calibri" w:cs="Calibri" w:eastAsia="Calibri" w:hAnsi="Calibri"/>
@@ -93,7 +93,7 @@
         </w:rPr>
         <w:t xml:space="preserve">⁠in </w:t>
       </w:r>
-      <w:hyperlink w:history="1" r:id="rIdiesd8ylbm7ekj8za4y08t">
+      <w:hyperlink w:history="1" r:id="rIddoxyn3e3p-hpqngmfwjqi">
         <w:r>
           <w:rPr>
             <w:rFonts w:ascii="Calibri" w:cs="Calibri" w:eastAsia="Calibri" w:hAnsi="Calibri"/>
@@ -123,7 +123,7 @@
         </w:rPr>
         <w:t xml:space="preserve">◔ </w:t>
       </w:r>
-      <w:hyperlink w:history="1" r:id="rIdkxrxb-rbklxfjbpckhcn4">
+      <w:hyperlink w:history="1" r:id="rIdhfvkshtcfysjhafzx-jif">
         <w:r>
           <w:rPr>
             <w:rFonts w:ascii="Calibri" w:cs="Calibri" w:eastAsia="Calibri" w:hAnsi="Calibri"/>
